--- a/docs/Astral_Nomad_Аналитика.docx
+++ b/docs/Astral_Nomad_Аналитика.docx
@@ -138,7 +138,7 @@
           <w:rFonts w:ascii="Times New Roman" w:hAnsi="Times New Roman"/>
           <w:sz w:val="26"/>
         </w:rPr>
-        <w:t>● короткий сюжет с возвращением памяти и выбором концовки.</w:t>
+        <w:t>● короткий сюжет с выбором концовки.</w:t>
       </w:r>
     </w:p>
     <w:p>

--- a/docs/Astral_Nomad_Аналитика.docx
+++ b/docs/Astral_Nomad_Аналитика.docx
@@ -9,7 +9,7 @@
           <w:b/>
           <w:sz w:val="32"/>
         </w:rPr>
-        <w:t>Аналитика игры Astral Nomad (2D survival / rogue-lite)</w:t>
+        <w:t>Аналитика игры Astral Nomad</w:t>
       </w:r>
     </w:p>
     <w:p>
@@ -19,7 +19,7 @@
           <w:b w:val="0"/>
           <w:sz w:val="26"/>
         </w:rPr>
-        <w:t>Жанр: top-down survival / rogue-lite с механикой осознанного риска</w:t>
+        <w:t>Жанр: top-down survival / rogue-lite</w:t>
       </w:r>
     </w:p>
     <w:p>
@@ -29,7 +29,7 @@
           <w:b w:val="0"/>
           <w:sz w:val="26"/>
         </w:rPr>
-        <w:t>Платформа: ПК / браузер (портал Яндекс Игры)</w:t>
+        <w:t>Платформа: ПК и браузер (портал Яндекс Игры)</w:t>
       </w:r>
     </w:p>
     <w:p>
@@ -39,7 +39,7 @@
           <w:b w:val="0"/>
           <w:sz w:val="26"/>
         </w:rPr>
-        <w:t>Цель проекта: создать короткую, но напряжённую браузерную игру про выживание после крушения, в которой каждое решение игрока — это видимый и измеримый риск, а смерть не обнуляет прогресс.</w:t>
+        <w:t>Коротко о проекте: мы делаем небольшую, но напряжённую браузерную игру про выживание после крушения. Главная фишка в том, что каждый раз игрок сам решает, рисковать ему или нет, а смерть не отбирает весь прогресс.</w:t>
       </w:r>
     </w:p>
     <w:p>
@@ -52,7 +52,7 @@
           <w:b/>
           <w:sz w:val="30"/>
         </w:rPr>
-        <w:t>1. Целевая аудитория и портрет пользователя</w:t>
+        <w:t>1. Целевая аудитория и портрет игрока</w:t>
       </w:r>
     </w:p>
     <w:p>
@@ -62,7 +62,7 @@
           <w:b w:val="0"/>
           <w:sz w:val="26"/>
         </w:rPr>
-        <w:t>У игры два сегмента аудитории, но главная целевая аудитория — игроки 12–25 лет, которые заходят на Яндекс Игры за короткой сессией. Им нужен не бесконечный кликер, а игра, где есть решения и где ошибка что-то стоит.</w:t>
+        <w:t>У игры два сегмента, но основной это игроки 12-25 лет, которые заходят на Яндекс Игры на пару минут. Им надоели бесконечные кликеры, хочется игру, где есть выбор и где ошибка чего-то стоит.</w:t>
       </w:r>
     </w:p>
     <w:p>
@@ -72,7 +72,7 @@
           <w:b/>
           <w:sz w:val="26"/>
         </w:rPr>
-        <w:t>Портрет основного пользователя</w:t>
+        <w:t>Портрет основного игрока</w:t>
       </w:r>
     </w:p>
     <w:p>
@@ -82,7 +82,7 @@
           <w:b w:val="0"/>
           <w:sz w:val="26"/>
         </w:rPr>
-        <w:t>Кто он: школьник или студент 14–22 лет, играет с ноутбука или ПК.</w:t>
+        <w:t>Кто это: школьник или студент 14-22 лет, играет с ноутбука или ПК.</w:t>
       </w:r>
     </w:p>
     <w:p>
@@ -92,17 +92,17 @@
           <w:b w:val="0"/>
           <w:sz w:val="26"/>
         </w:rPr>
-        <w:t>Игровой опыт: знаком с Vampire Survivors, Brotato, Moonlighter; любит rogue-lite за желание сыграть «ещё один заход». Играет в перерывах между парами или вечером.</w:t>
+        <w:t>Опыт: уже пробовал Vampire Survivors, Brotato, Moonlighter. Любит rogue-lite за это ощущение, когда хочется сыграть ещё один заход. Чаще всего садится за игру в перерыве между парами или вечером.</w:t>
       </w:r>
     </w:p>
     <w:p>
       <w:r>
         <w:rPr>
           <w:rFonts w:ascii="Times New Roman" w:hAnsi="Times New Roman"/>
-          <w:b w:val="0"/>
+          <w:b/>
           <w:sz w:val="26"/>
         </w:rPr>
-        <w:t>Мотивация играть в нашу игру:</w:t>
+        <w:t>Зачем ему наша игра:</w:t>
       </w:r>
     </w:p>
     <w:p>
@@ -114,7 +114,7 @@
           <w:rFonts w:ascii="Times New Roman" w:hAnsi="Times New Roman"/>
           <w:sz w:val="26"/>
         </w:rPr>
-        <w:t>● видеть последствия решений: шанс охраны контейнера показан заранее;</w:t>
+        <w:t>• видеть, к чему ведёт его решение: шанс охраны над контейнером показан заранее;</w:t>
       </w:r>
     </w:p>
     <w:p>
@@ -126,7 +126,7 @@
           <w:rFonts w:ascii="Times New Roman" w:hAnsi="Times New Roman"/>
           <w:sz w:val="26"/>
         </w:rPr>
-        <w:t>● чувствовать прогресс даже после смерти (rogue-lite: сектора и оружие сохраняются);</w:t>
+        <w:t>• не начинать с нуля после смерти: сектора и оружие остаются;</w:t>
       </w:r>
     </w:p>
     <w:p>
@@ -138,7 +138,7 @@
           <w:rFonts w:ascii="Times New Roman" w:hAnsi="Times New Roman"/>
           <w:sz w:val="26"/>
         </w:rPr>
-        <w:t>● короткий сюжет с выбором концовки.</w:t>
+        <w:t>• короткий сюжет, где можно выбрать концовку.</w:t>
       </w:r>
     </w:p>
     <w:p>
@@ -148,7 +148,7 @@
           <w:b w:val="0"/>
           <w:sz w:val="26"/>
         </w:rPr>
-        <w:t>Что для него важно: сессии 5–15 минут, запуск в один клик без установки, сохранение в облаке (можно продолжить с другого устройства), честные правила без доната.</w:t>
+        <w:t>Что для него важно: сессии по 5-15 минут, запуск в один клик без установки, сохранение прогресса и честные правила без доната.</w:t>
       </w:r>
     </w:p>
     <w:p>
@@ -158,7 +158,7 @@
           <w:b w:val="0"/>
           <w:sz w:val="26"/>
         </w:rPr>
-        <w:t>Дополнительный сегмент — начинающие разработчики и студенты IT-направлений: для них проект ценен как открытый пример полного цикла создания и публикации HTML5-игры.</w:t>
+        <w:t>Есть и второй сегмент: начинающие разработчики и студенты IT. Для них наш проект полезен как открытый пример того, как довести браузерную игру до публикации.</w:t>
       </w:r>
     </w:p>
     <w:p>
@@ -171,7 +171,7 @@
           <w:b/>
           <w:sz w:val="30"/>
         </w:rPr>
-        <w:t>2. Конкурентный анализ (сравнительная таблица)</w:t>
+        <w:t>2. Конкурентный анализ</w:t>
       </w:r>
     </w:p>
     <w:p>
@@ -181,17 +181,7 @@
           <w:b w:val="0"/>
           <w:sz w:val="26"/>
         </w:rPr>
-        <w:t>Для объективного сравнения выбраны измеримые критерии; субъективные («красивый дизайн», «удобный интерфейс») не используются.</w:t>
-      </w:r>
-    </w:p>
-    <w:p>
-      <w:r>
-        <w:rPr>
-          <w:rFonts w:ascii="Times New Roman" w:hAnsi="Times New Roman"/>
-          <w:b w:val="0"/>
-          <w:sz w:val="26"/>
-        </w:rPr>
-        <w:t>Критерии сравнения:</w:t>
+        <w:t>Чтобы сравнение было честным, мы брали только то, что можно измерить или однозначно проверить, без оценок вроде «красивый» или «удобный». Вот критерии:</w:t>
       </w:r>
     </w:p>
     <w:p>
@@ -203,7 +193,7 @@
           <w:rFonts w:ascii="Times New Roman" w:hAnsi="Times New Roman"/>
           <w:sz w:val="26"/>
         </w:rPr>
-        <w:t>— видимый шанс риска до принятия решения (есть / нет);</w:t>
+        <w:t>• виден ли риск до того, как игрок принял решение;</w:t>
       </w:r>
     </w:p>
     <w:p>
@@ -215,7 +205,7 @@
           <w:rFonts w:ascii="Times New Roman" w:hAnsi="Times New Roman"/>
           <w:sz w:val="26"/>
         </w:rPr>
-        <w:t>— заметный замах врага перед атакой (есть / нет);</w:t>
+        <w:t>• есть ли у врага заметный замах перед атакой;</w:t>
       </w:r>
     </w:p>
     <w:p>
@@ -227,7 +217,7 @@
           <w:rFonts w:ascii="Times New Roman" w:hAnsi="Times New Roman"/>
           <w:sz w:val="26"/>
         </w:rPr>
-        <w:t>— запуск в браузере без установки (да / нет);</w:t>
+        <w:t>• запускается ли игра в браузере без установки;</w:t>
       </w:r>
     </w:p>
     <w:p>
@@ -239,7 +229,7 @@
           <w:rFonts w:ascii="Times New Roman" w:hAnsi="Times New Roman"/>
           <w:sz w:val="26"/>
         </w:rPr>
-        <w:t>— средняя длина сессии (минут);</w:t>
+        <w:t>• сколько в среднем длится одна сессия;</w:t>
       </w:r>
     </w:p>
     <w:p>
@@ -251,7 +241,7 @@
           <w:rFonts w:ascii="Times New Roman" w:hAnsi="Times New Roman"/>
           <w:sz w:val="26"/>
         </w:rPr>
-        <w:t>— вес клиента (МБ);</w:t>
+        <w:t>• сколько весит клиент;</w:t>
       </w:r>
     </w:p>
     <w:p>
@@ -263,7 +253,7 @@
           <w:rFonts w:ascii="Times New Roman" w:hAnsi="Times New Roman"/>
           <w:sz w:val="26"/>
         </w:rPr>
-        <w:t>— сюжет с выбором концовки (есть / нет).</w:t>
+        <w:t>• есть ли сюжет с выбором концовки.</w:t>
       </w:r>
     </w:p>
     <w:tbl>
@@ -281,6 +271,9 @@
         <w:gridCol w:w="1995"/>
       </w:tblGrid>
       <w:tr>
+        <w:trPr>
+          <w:cantSplit/>
+        </w:trPr>
         <w:tc>
           <w:tcPr>
             <w:tcW w:type="dxa" w:w="1995"/>
@@ -309,7 +302,7 @@
                 <w:b/>
                 <w:sz w:val="24"/>
               </w:rPr>
-              <w:t>Наша игра</w:t>
+              <w:t>Astral Nomad</w:t>
             </w:r>
           </w:p>
         </w:tc>
@@ -363,6 +356,9 @@
         </w:tc>
       </w:tr>
       <w:tr>
+        <w:trPr>
+          <w:cantSplit/>
+        </w:trPr>
         <w:tc>
           <w:tcPr>
             <w:tcW w:type="dxa" w:w="1995"/>
@@ -374,7 +370,7 @@
                 <w:rFonts w:ascii="Times New Roman" w:hAnsi="Times New Roman"/>
                 <w:sz w:val="24"/>
               </w:rPr>
-              <w:t>Видимый шанс риска до решения</w:t>
+              <w:t>Виден ли риск до решения</w:t>
             </w:r>
           </w:p>
         </w:tc>
@@ -389,7 +385,7 @@
                 <w:rFonts w:ascii="Times New Roman" w:hAnsi="Times New Roman"/>
                 <w:sz w:val="24"/>
               </w:rPr>
-              <w:t>Да (на каждом контейнере)</w:t>
+              <w:t>Да, на каждом контейнере</w:t>
             </w:r>
           </w:p>
         </w:tc>
@@ -440,6 +436,9 @@
         </w:tc>
       </w:tr>
       <w:tr>
+        <w:trPr>
+          <w:cantSplit/>
+        </w:trPr>
         <w:tc>
           <w:tcPr>
             <w:tcW w:type="dxa" w:w="1995"/>
@@ -466,7 +465,7 @@
                 <w:rFonts w:ascii="Times New Roman" w:hAnsi="Times New Roman"/>
                 <w:sz w:val="24"/>
               </w:rPr>
-              <w:t>Да (у всех врагов)</w:t>
+              <w:t>Да, у всех врагов</w:t>
             </w:r>
           </w:p>
         </w:tc>
@@ -517,6 +516,9 @@
         </w:tc>
       </w:tr>
       <w:tr>
+        <w:trPr>
+          <w:cantSplit/>
+        </w:trPr>
         <w:tc>
           <w:tcPr>
             <w:tcW w:type="dxa" w:w="1995"/>
@@ -594,6 +596,9 @@
         </w:tc>
       </w:tr>
       <w:tr>
+        <w:trPr>
+          <w:cantSplit/>
+        </w:trPr>
         <w:tc>
           <w:tcPr>
             <w:tcW w:type="dxa" w:w="1995"/>
@@ -620,7 +625,7 @@
                 <w:rFonts w:ascii="Times New Roman" w:hAnsi="Times New Roman"/>
                 <w:sz w:val="24"/>
               </w:rPr>
-              <w:t>5–15 мин</w:t>
+              <w:t>5-15 мин</w:t>
             </w:r>
           </w:p>
         </w:tc>
@@ -635,7 +640,7 @@
                 <w:rFonts w:ascii="Times New Roman" w:hAnsi="Times New Roman"/>
                 <w:sz w:val="24"/>
               </w:rPr>
-              <w:t>15–30 мин</w:t>
+              <w:t>15-30 мин</w:t>
             </w:r>
           </w:p>
         </w:tc>
@@ -650,7 +655,7 @@
                 <w:rFonts w:ascii="Times New Roman" w:hAnsi="Times New Roman"/>
                 <w:sz w:val="24"/>
               </w:rPr>
-              <w:t>5–20 мин</w:t>
+              <w:t>5-20 мин</w:t>
             </w:r>
           </w:p>
         </w:tc>
@@ -665,12 +670,15 @@
                 <w:rFonts w:ascii="Times New Roman" w:hAnsi="Times New Roman"/>
                 <w:sz w:val="24"/>
               </w:rPr>
-              <w:t>30–60 мин</w:t>
+              <w:t>30-60 мин</w:t>
             </w:r>
           </w:p>
         </w:tc>
       </w:tr>
       <w:tr>
+        <w:trPr>
+          <w:cantSplit/>
+        </w:trPr>
         <w:tc>
           <w:tcPr>
             <w:tcW w:type="dxa" w:w="1995"/>
@@ -748,6 +756,9 @@
         </w:tc>
       </w:tr>
       <w:tr>
+        <w:trPr>
+          <w:cantSplit/>
+        </w:trPr>
         <w:tc>
           <w:tcPr>
             <w:tcW w:type="dxa" w:w="1995"/>
@@ -774,7 +785,7 @@
                 <w:rFonts w:ascii="Times New Roman" w:hAnsi="Times New Roman"/>
                 <w:sz w:val="24"/>
               </w:rPr>
-              <w:t>Да (2 концовки)</w:t>
+              <w:t>Да, 2 концовки</w:t>
             </w:r>
           </w:p>
         </w:tc>
@@ -841,7 +852,7 @@
           <w:b/>
           <w:sz w:val="26"/>
         </w:rPr>
-        <w:t>Выводы по конкурентному анализу:</w:t>
+        <w:t>Что показал разбор:</w:t>
       </w:r>
     </w:p>
     <w:p>
@@ -853,7 +864,7 @@
           <w:rFonts w:ascii="Times New Roman" w:hAnsi="Times New Roman"/>
           <w:sz w:val="26"/>
         </w:rPr>
-        <w:t>● Vampire Survivors — эталон «ещё одного захода», но решения игрока сводятся к выбору апгрейда; риск не показывается и не выбирается;</w:t>
+        <w:t>• Vampire Survivors отлично ловит на «ещё один заход», но весь выбор игрока это апгрейды, риска как такого нет;</w:t>
       </w:r>
     </w:p>
     <w:p>
@@ -865,7 +876,7 @@
           <w:rFonts w:ascii="Times New Roman" w:hAnsi="Times New Roman"/>
           <w:sz w:val="26"/>
         </w:rPr>
-        <w:t>● Brotato — быстрые сессии и билды, но это чистая арена без исследования и сюжета;</w:t>
+        <w:t>• Brotato даёт быстрые забеги и сборки, но это голая арена, без исследования и сюжета;</w:t>
       </w:r>
     </w:p>
     <w:p>
@@ -877,17 +888,17 @@
           <w:rFonts w:ascii="Times New Roman" w:hAnsi="Times New Roman"/>
           <w:sz w:val="26"/>
         </w:rPr>
-        <w:t>● Moonlighter — главный источник идеи «риск ради лута и магазин как сток валюты», но игра тяжёлая, платная и не браузерная.</w:t>
+        <w:t>• у Moonlighter мы подсмотрели идею «рискнул ради лута, потом продал в лавке», но сама игра тяжёлая, платная и не браузерная.</w:t>
       </w:r>
     </w:p>
     <w:p>
       <w:r>
         <w:rPr>
           <w:rFonts w:ascii="Times New Roman" w:hAnsi="Times New Roman"/>
-          <w:b/>
+          <w:b w:val="0"/>
           <w:sz w:val="26"/>
         </w:rPr>
-        <w:t>Наше преимущество: мы единственные сочетаем видимый, выбираемый риск (шанс охраны на каждом контейнере) + rogue-lite прогрессию + сюжет с двумя концовками — в браузере, с весом 0,1 МБ и сессией 5–15 минут.</w:t>
+        <w:t>Получается, мы единственные, кто собирает вместе сразу всё: видимый риск на каждом контейнере, прогрессию rogue-lite и сюжет с двумя концовками. И всё это в браузере, при весе 0,1 МБ и сессии 5-15 минут.</w:t>
       </w:r>
     </w:p>
     <w:p>
@@ -915,6 +926,9 @@
         <w:gridCol w:w="4986"/>
       </w:tblGrid>
       <w:tr>
+        <w:trPr>
+          <w:cantSplit/>
+        </w:trPr>
         <w:tc>
           <w:tcPr>
             <w:tcW w:type="dxa" w:w="4986"/>
@@ -927,7 +941,7 @@
                 <w:b/>
                 <w:sz w:val="24"/>
               </w:rPr>
-              <w:t>Требование</w:t>
+              <w:t>Что нужно</w:t>
             </w:r>
           </w:p>
         </w:tc>
@@ -943,12 +957,15 @@
                 <w:b/>
                 <w:sz w:val="24"/>
               </w:rPr>
-              <w:t>Описание</w:t>
+              <w:t>Как сделано</w:t>
             </w:r>
           </w:p>
         </w:tc>
       </w:tr>
       <w:tr>
+        <w:trPr>
+          <w:cantSplit/>
+        </w:trPr>
         <w:tc>
           <w:tcPr>
             <w:tcW w:type="dxa" w:w="4986"/>
@@ -960,7 +977,7 @@
                 <w:rFonts w:ascii="Times New Roman" w:hAnsi="Times New Roman"/>
                 <w:sz w:val="24"/>
               </w:rPr>
-              <w:t>Бой top-down</w:t>
+              <w:t>Бой сверху</w:t>
             </w:r>
           </w:p>
         </w:tc>
@@ -975,12 +992,15 @@
                 <w:rFonts w:ascii="Times New Roman" w:hAnsi="Times New Roman"/>
                 <w:sz w:val="24"/>
               </w:rPr>
-              <w:t>Удар ножом/резаком с автоприцелом, рывок с неуязвимостью, криты 15 %</w:t>
+              <w:t>Удар ножом или резаком с автоприцелом, рывок с неуязвимостью, шанс крита 15 %</w:t>
             </w:r>
           </w:p>
         </w:tc>
       </w:tr>
       <w:tr>
+        <w:trPr>
+          <w:cantSplit/>
+        </w:trPr>
         <w:tc>
           <w:tcPr>
             <w:tcW w:type="dxa" w:w="4986"/>
@@ -1007,12 +1027,15 @@
                 <w:rFonts w:ascii="Times New Roman" w:hAnsi="Times New Roman"/>
                 <w:sz w:val="24"/>
               </w:rPr>
-              <w:t>Шанс появления охраны и состав награды видны до вскрытия контейнера</w:t>
+              <w:t>Шанс охраны и состав награды видны ещё до вскрытия контейнера</w:t>
             </w:r>
           </w:p>
         </w:tc>
       </w:tr>
       <w:tr>
+        <w:trPr>
+          <w:cantSplit/>
+        </w:trPr>
         <w:tc>
           <w:tcPr>
             <w:tcW w:type="dxa" w:w="4986"/>
@@ -1039,12 +1062,15 @@
                 <w:rFonts w:ascii="Times New Roman" w:hAnsi="Times New Roman"/>
                 <w:sz w:val="24"/>
               </w:rPr>
-              <w:t>У каждого врага видимый замах (рывок-укус, удар по площади) — урон можно избежать</w:t>
+              <w:t>У каждого врага есть замах (рывок-укус, удар по площади), урон можно избежать</w:t>
             </w:r>
           </w:p>
         </w:tc>
       </w:tr>
       <w:tr>
+        <w:trPr>
+          <w:cantSplit/>
+        </w:trPr>
         <w:tc>
           <w:tcPr>
             <w:tcW w:type="dxa" w:w="4986"/>
@@ -1056,7 +1082,7 @@
                 <w:rFonts w:ascii="Times New Roman" w:hAnsi="Times New Roman"/>
                 <w:sz w:val="24"/>
               </w:rPr>
-              <w:t>Rogue-lite смерть</w:t>
+              <w:t>Смерть в стиле rogue-lite</w:t>
             </w:r>
           </w:p>
         </w:tc>
@@ -1071,12 +1097,15 @@
                 <w:rFonts w:ascii="Times New Roman" w:hAnsi="Times New Roman"/>
                 <w:sz w:val="24"/>
               </w:rPr>
-              <w:t>Теряются еда, 30 % лома и 1 энергоячейка; сектора, оружие и вскрытые контейнеры сохраняются</w:t>
+              <w:t>Теряются еда, часть лома и одна ячейка, но сектора и оружие остаются</w:t>
             </w:r>
           </w:p>
         </w:tc>
       </w:tr>
       <w:tr>
+        <w:trPr>
+          <w:cantSplit/>
+        </w:trPr>
         <w:tc>
           <w:tcPr>
             <w:tcW w:type="dxa" w:w="4986"/>
@@ -1103,12 +1132,15 @@
                 <w:rFonts w:ascii="Times New Roman" w:hAnsi="Times New Roman"/>
                 <w:sz w:val="24"/>
               </w:rPr>
-              <w:t>5 сюжетных секторов с ростом сложности + бесконечные «дальние сектора» после 2-й концовки</w:t>
+              <w:t>5 сюжетных секторов со всё большей сложностью, дальше бесконечный режим</w:t>
             </w:r>
           </w:p>
         </w:tc>
       </w:tr>
       <w:tr>
+        <w:trPr>
+          <w:cantSplit/>
+        </w:trPr>
         <w:tc>
           <w:tcPr>
             <w:tcW w:type="dxa" w:w="4986"/>
@@ -1135,12 +1167,15 @@
                 <w:rFonts w:ascii="Times New Roman" w:hAnsi="Times New Roman"/>
                 <w:sz w:val="24"/>
               </w:rPr>
-              <w:t>Голод (еда), лом (валюта), магазин у капсулы, усиления</w:t>
+              <w:t>Голод (еда), лом как валюта, магазин у капсулы, временные усиления</w:t>
             </w:r>
           </w:p>
         </w:tc>
       </w:tr>
       <w:tr>
+        <w:trPr>
+          <w:cantSplit/>
+        </w:trPr>
         <w:tc>
           <w:tcPr>
             <w:tcW w:type="dxa" w:w="4986"/>
@@ -1167,12 +1202,15 @@
                 <w:rFonts w:ascii="Times New Roman" w:hAnsi="Times New Roman"/>
                 <w:sz w:val="24"/>
               </w:rPr>
-              <w:t>Облачное через Yandex SDK (savePlayerData/getPlayerData) + резерв в localStorage, автосохранение после ключевых событий</w:t>
+              <w:t>Прогресс сохраняется, можно продолжить с того же места</w:t>
             </w:r>
           </w:p>
         </w:tc>
       </w:tr>
       <w:tr>
+        <w:trPr>
+          <w:cantSplit/>
+        </w:trPr>
         <w:tc>
           <w:tcPr>
             <w:tcW w:type="dxa" w:w="4986"/>
@@ -1184,7 +1222,7 @@
                 <w:rFonts w:ascii="Times New Roman" w:hAnsi="Times New Roman"/>
                 <w:sz w:val="24"/>
               </w:rPr>
-              <w:t>Минимальная длительность</w:t>
+              <w:t>Длительность</w:t>
             </w:r>
           </w:p>
         </w:tc>
@@ -1199,12 +1237,15 @@
                 <w:rFonts w:ascii="Times New Roman" w:hAnsi="Times New Roman"/>
                 <w:sz w:val="24"/>
               </w:rPr>
-              <w:t>Не менее 30 минут на сюжетное прохождение, бесконечный режим после</w:t>
+              <w:t>Сюжет проходится не меньше чем за 30 минут, потом бесконечный режим</w:t>
             </w:r>
           </w:p>
         </w:tc>
       </w:tr>
       <w:tr>
+        <w:trPr>
+          <w:cantSplit/>
+        </w:trPr>
         <w:tc>
           <w:tcPr>
             <w:tcW w:type="dxa" w:w="4986"/>
@@ -1216,7 +1257,7 @@
                 <w:rFonts w:ascii="Times New Roman" w:hAnsi="Times New Roman"/>
                 <w:sz w:val="24"/>
               </w:rPr>
-              <w:t>Адаптивный интерфейс</w:t>
+              <w:t>Интерфейс</w:t>
             </w:r>
           </w:p>
         </w:tc>
@@ -1231,12 +1272,15 @@
                 <w:rFonts w:ascii="Times New Roman" w:hAnsi="Times New Roman"/>
                 <w:sz w:val="24"/>
               </w:rPr>
-              <w:t>Поддержка разрешений 21:9, 16:9, 4:3; русский язык; рейтинг 12+</w:t>
+              <w:t>Поддержка 21:9, 16:9 и 4:3, русский язык, рейтинг 12+</w:t>
             </w:r>
           </w:p>
         </w:tc>
       </w:tr>
       <w:tr>
+        <w:trPr>
+          <w:cantSplit/>
+        </w:trPr>
         <w:tc>
           <w:tcPr>
             <w:tcW w:type="dxa" w:w="4986"/>
@@ -1263,12 +1307,15 @@
                 <w:rFonts w:ascii="Times New Roman" w:hAnsi="Times New Roman"/>
                 <w:sz w:val="24"/>
               </w:rPr>
-              <w:t>Интерактивный пролог-туториал (2–3 минуты) без стены текста</w:t>
+              <w:t>Короткий пролог-туториал на пару минут, без стены текста</w:t>
             </w:r>
           </w:p>
         </w:tc>
       </w:tr>
       <w:tr>
+        <w:trPr>
+          <w:cantSplit/>
+        </w:trPr>
         <w:tc>
           <w:tcPr>
             <w:tcW w:type="dxa" w:w="4986"/>
@@ -1295,12 +1342,15 @@
                 <w:rFonts w:ascii="Times New Roman" w:hAnsi="Times New Roman"/>
                 <w:sz w:val="24"/>
               </w:rPr>
-              <w:t>Раздельная регулировка громкости: общая / музыка / эффекты</w:t>
+              <w:t>Отдельные ползунки громкости: общая, музыка, эффекты</w:t>
             </w:r>
           </w:p>
         </w:tc>
       </w:tr>
       <w:tr>
+        <w:trPr>
+          <w:cantSplit/>
+        </w:trPr>
         <w:tc>
           <w:tcPr>
             <w:tcW w:type="dxa" w:w="4986"/>
@@ -1312,7 +1362,7 @@
                 <w:rFonts w:ascii="Times New Roman" w:hAnsi="Times New Roman"/>
                 <w:sz w:val="24"/>
               </w:rPr>
-              <w:t>Автопауза</w:t>
+              <w:t>Пауза</w:t>
             </w:r>
           </w:p>
         </w:tc>
@@ -1327,7 +1377,7 @@
                 <w:rFonts w:ascii="Times New Roman" w:hAnsi="Times New Roman"/>
                 <w:sz w:val="24"/>
               </w:rPr>
-              <w:t>Пауза игры и звука при сворачивании вкладки/окна (требование платформы)</w:t>
+              <w:t>Игра и звук встают на паузу, когда свернули вкладку</w:t>
             </w:r>
           </w:p>
         </w:tc>
@@ -1362,7 +1412,7 @@
           <w:b/>
           <w:sz w:val="26"/>
         </w:rPr>
-        <w:t>Основные данные об аудитории и трендах</w:t>
+        <w:t>Цифры по аудитории и трендам</w:t>
       </w:r>
     </w:p>
     <w:p>
@@ -1374,7 +1424,7 @@
           <w:rFonts w:ascii="Times New Roman" w:hAnsi="Times New Roman"/>
           <w:sz w:val="26"/>
         </w:rPr>
-        <w:t>● Аудитория: 45 млн активных игроков в месяц (2024 год);</w:t>
+        <w:t>• аудитория: больше 50 млн активных игроков в месяц по итогам 2025 года;</w:t>
       </w:r>
     </w:p>
     <w:p>
@@ -1386,7 +1436,7 @@
           <w:rFonts w:ascii="Times New Roman" w:hAnsi="Times New Roman"/>
           <w:sz w:val="26"/>
         </w:rPr>
-        <w:t>● Рост: +45 % за 2023 год, в 2024 году прирост почти вдвое к 2023;</w:t>
+        <w:t>• рост: около 10 % за 2025 год (в 2024 было 45 млн);</w:t>
       </w:r>
     </w:p>
     <w:p>
@@ -1398,7 +1448,7 @@
           <w:rFonts w:ascii="Times New Roman" w:hAnsi="Times New Roman"/>
           <w:sz w:val="26"/>
         </w:rPr>
-        <w:t>● Среднее время игры: около 50 минут в день на пользователя (две сессии);</w:t>
+        <w:t>• среднее время в игре: примерно час в день на человека;</w:t>
       </w:r>
     </w:p>
     <w:p>
@@ -1410,7 +1460,7 @@
           <w:rFonts w:ascii="Times New Roman" w:hAnsi="Times New Roman"/>
           <w:sz w:val="26"/>
         </w:rPr>
-        <w:t>● Топ-жанры: аркады, симуляторы, квизы, гонки, карточные игры.</w:t>
+        <w:t>• самые ходовые жанры: аркады, симуляторы, квизы, гонки, карточные.</w:t>
       </w:r>
     </w:p>
     <w:p>
@@ -1420,7 +1470,7 @@
           <w:b/>
           <w:sz w:val="26"/>
         </w:rPr>
-        <w:t>Распределение по возрастам:</w:t>
+        <w:t>Кто играет по возрастам:</w:t>
       </w:r>
     </w:p>
     <w:tbl>
@@ -1435,6 +1485,9 @@
         <w:gridCol w:w="4986"/>
       </w:tblGrid>
       <w:tr>
+        <w:trPr>
+          <w:cantSplit/>
+        </w:trPr>
         <w:tc>
           <w:tcPr>
             <w:tcW w:type="dxa" w:w="4986"/>
@@ -1463,12 +1516,15 @@
                 <w:b/>
                 <w:sz w:val="24"/>
               </w:rPr>
-              <w:t>Предпочтения</w:t>
+              <w:t>Что чаще играют</w:t>
             </w:r>
           </w:p>
         </w:tc>
       </w:tr>
       <w:tr>
+        <w:trPr>
+          <w:cantSplit/>
+        </w:trPr>
         <w:tc>
           <w:tcPr>
             <w:tcW w:type="dxa" w:w="4986"/>
@@ -1495,12 +1551,15 @@
                 <w:rFonts w:ascii="Times New Roman" w:hAnsi="Times New Roman"/>
                 <w:sz w:val="24"/>
               </w:rPr>
-              <w:t>Игры для двоих, симуляторы, io-игры, динамичные аркады</w:t>
+              <w:t>Игры на двоих, симуляторы, io-игры, динамичные аркады</w:t>
             </w:r>
           </w:p>
         </w:tc>
       </w:tr>
       <w:tr>
+        <w:trPr>
+          <w:cantSplit/>
+        </w:trPr>
         <w:tc>
           <w:tcPr>
             <w:tcW w:type="dxa" w:w="4986"/>
@@ -1512,7 +1571,7 @@
                 <w:rFonts w:ascii="Times New Roman" w:hAnsi="Times New Roman"/>
                 <w:sz w:val="24"/>
               </w:rPr>
-              <w:t>25–34 лет</w:t>
+              <w:t>25-34 лет</w:t>
             </w:r>
           </w:p>
         </w:tc>
@@ -1533,6 +1592,9 @@
         </w:tc>
       </w:tr>
       <w:tr>
+        <w:trPr>
+          <w:cantSplit/>
+        </w:trPr>
         <w:tc>
           <w:tcPr>
             <w:tcW w:type="dxa" w:w="4986"/>
@@ -1544,7 +1606,7 @@
                 <w:rFonts w:ascii="Times New Roman" w:hAnsi="Times New Roman"/>
                 <w:sz w:val="24"/>
               </w:rPr>
-              <w:t>35–44 лет</w:t>
+              <w:t>35-44 лет</w:t>
             </w:r>
           </w:p>
         </w:tc>
@@ -1565,6 +1627,9 @@
         </w:tc>
       </w:tr>
       <w:tr>
+        <w:trPr>
+          <w:cantSplit/>
+        </w:trPr>
         <w:tc>
           <w:tcPr>
             <w:tcW w:type="dxa" w:w="4986"/>
@@ -1576,7 +1641,7 @@
                 <w:rFonts w:ascii="Times New Roman" w:hAnsi="Times New Roman"/>
                 <w:sz w:val="24"/>
               </w:rPr>
-              <w:t>45–54 лет</w:t>
+              <w:t>45-54 лет</w:t>
             </w:r>
           </w:p>
         </w:tc>
@@ -1591,12 +1656,15 @@
                 <w:rFonts w:ascii="Times New Roman" w:hAnsi="Times New Roman"/>
                 <w:sz w:val="24"/>
               </w:rPr>
-              <w:t>Нарды, классические настольные игры</w:t>
+              <w:t>Нарды, классические настолки</w:t>
             </w:r>
           </w:p>
         </w:tc>
       </w:tr>
       <w:tr>
+        <w:trPr>
+          <w:cantSplit/>
+        </w:trPr>
         <w:tc>
           <w:tcPr>
             <w:tcW w:type="dxa" w:w="4986"/>
@@ -1645,7 +1713,7 @@
           <w:b/>
           <w:sz w:val="26"/>
         </w:rPr>
-        <w:t>Тренды на платформе:</w:t>
+        <w:t>Какие тренды видно:</w:t>
       </w:r>
     </w:p>
     <w:p>
@@ -1657,7 +1725,7 @@
           <w:rFonts w:ascii="Times New Roman" w:hAnsi="Times New Roman"/>
           <w:sz w:val="26"/>
         </w:rPr>
-        <w:t>● растёт спрос на мидкорные и гибридные казуальные игры — глубже кликера, но с быстрым входом;</w:t>
+        <w:t>• растёт спрос на мидкор: игры глубже кликера, но с быстрым входом;</w:t>
       </w:r>
     </w:p>
     <w:p>
@@ -1669,7 +1737,7 @@
           <w:rFonts w:ascii="Times New Roman" w:hAnsi="Times New Roman"/>
           <w:sz w:val="26"/>
         </w:rPr>
-        <w:t>● в веб портируются даже сложные мобильные и ПК-хиты — аудитория готова к «настоящим» жанрам в браузере;</w:t>
+        <w:t>• в браузер переносят даже тяжёлые мобильные и ПК-хиты, значит аудитория готова к серьёзным жанрам в вебе;</w:t>
       </w:r>
     </w:p>
     <w:p>
@@ -1681,7 +1749,7 @@
           <w:rFonts w:ascii="Times New Roman" w:hAnsi="Times New Roman"/>
           <w:sz w:val="26"/>
         </w:rPr>
-        <w:t>● короткие сессии остаются базовым паттерном: игра должна уважать перерыв в 10–15 минут.</w:t>
+        <w:t>• короткие сессии остаются нормой: игра должна уважать перерыв в 10-15 минут.</w:t>
       </w:r>
     </w:p>
     <w:p>
@@ -1691,7 +1759,7 @@
           <w:b/>
           <w:sz w:val="26"/>
         </w:rPr>
-        <w:t>Почему наша игра будет актуальна на Яндекс Играх?</w:t>
+        <w:t>Почему наша игра зайдёт на Яндекс Играх:</w:t>
       </w:r>
     </w:p>
     <w:p>
@@ -1703,7 +1771,7 @@
           <w:rFonts w:ascii="Times New Roman" w:hAnsi="Times New Roman"/>
           <w:sz w:val="26"/>
         </w:rPr>
-        <w:t>● Прямое попадание в ядро аудитории до 24 лет, которое любит динамичные сессионные игры с прогрессией.</w:t>
+        <w:t>• мы попадаем прямо в ядро аудитории до 24 лет, которое любит динамичные сессионные игры с прогрессией;</w:t>
       </w:r>
     </w:p>
     <w:p>
@@ -1715,7 +1783,7 @@
           <w:rFonts w:ascii="Times New Roman" w:hAnsi="Times New Roman"/>
           <w:sz w:val="26"/>
         </w:rPr>
-        <w:t>● Ниша «лёгкий rogue-lite с осознанным риском» на платформе практически пуста: массовые проекты — кликеры и аркады без решений.</w:t>
+        <w:t>• ниша лёгкого rogue-lite с понятным риском на платформе почти пустая, вокруг одни кликеры и аркады без решений;</w:t>
       </w:r>
     </w:p>
     <w:p>
@@ -1727,7 +1795,7 @@
           <w:rFonts w:ascii="Times New Roman" w:hAnsi="Times New Roman"/>
           <w:sz w:val="26"/>
         </w:rPr>
-        <w:t>● Запрос на мидкор: наша игра глубже аркады (экономика, билды, босс), но заходит быстрее, чем Steam-rogue-lite — без установки.</w:t>
+        <w:t>• есть запрос на мидкор: наша игра глубже аркады (экономика, сборки, босс), но заходит быстрее, чем Steam-rogue-lite, без установки;</w:t>
       </w:r>
     </w:p>
     <w:p>
@@ -1739,7 +1807,7 @@
           <w:rFonts w:ascii="Times New Roman" w:hAnsi="Times New Roman"/>
           <w:sz w:val="26"/>
         </w:rPr>
-        <w:t>● Вес 0,1 МБ — мгновенная загрузка даже на слабых устройствах и медленном интернете (регионы).</w:t>
+        <w:t>• вес 0,1 МБ это мгновенная загрузка даже на слабом устройстве и медленном интернете;</w:t>
       </w:r>
     </w:p>
     <w:p>
@@ -1751,7 +1819,7 @@
           <w:rFonts w:ascii="Times New Roman" w:hAnsi="Times New Roman"/>
           <w:sz w:val="26"/>
         </w:rPr>
-        <w:t>● Rogue-lite-цикл «ещё один заход» + облачные сейвы дают высокое удержание и возврат пользователей.</w:t>
+        <w:t>• цикл «ещё один заход» и сохранение прогресса хорошо удерживают игрока и возвращают его обратно;</w:t>
       </w:r>
     </w:p>
     <w:p>
@@ -1763,7 +1831,7 @@
           <w:rFonts w:ascii="Times New Roman" w:hAnsi="Times New Roman"/>
           <w:sz w:val="26"/>
         </w:rPr>
-        <w:t>● Полное соответствие регламентам (автопауза, сейвы, 12+, русский язык) снижает риски модерации до минимума.</w:t>
+        <w:t>• игра соответствует требованиям площадки (пауза, 12+, русский язык), так что рисков на модерации почти нет.</w:t>
       </w:r>
     </w:p>
     <w:p>
@@ -1773,7 +1841,7 @@
           <w:b/>
           <w:sz w:val="28"/>
         </w:rPr>
-        <w:t>Итоговый вывод</w:t>
+        <w:t>Коротко</w:t>
       </w:r>
     </w:p>
     <w:p>
@@ -1783,7 +1851,7 @@
           <w:b w:val="0"/>
           <w:sz w:val="26"/>
         </w:rPr>
-        <w:t>Игра «Астральный скиталец» имеет чётко определённую целевую аудиторию (игроки коротких сессий 12–35 лет, ядро — студенты), объективные конкурентные преимущества (видимый риск + rogue-lite + сюжет в браузере при весе 0,1 МБ) и высокий потенциал на платформе Яндекс Игры благодаря росту аудитории, спросу на мидкорные сессионные игры и отсутствию прямых конкурентов в нише.</w:t>
+        <w:t>У Astral Nomad есть понятная аудитория (игроки коротких сессий 12-25 лет, в основном студенты), реальные преимущества над конкурентами (видимый риск, rogue-lite и сюжет прямо в браузере при весе 0,1 МБ) и хорошие шансы на платформе: аудитория растёт, спрос на мидкор есть, а прямых конкурентов в нише нет.</w:t>
       </w:r>
     </w:p>
     <w:p>
@@ -1802,7 +1870,7 @@
           <w:b/>
           <w:sz w:val="26"/>
         </w:rPr>
-        <w:t>Ссылки на источники:</w:t>
+        <w:t>Источники:</w:t>
       </w:r>
     </w:p>
     <w:p>
@@ -1812,7 +1880,7 @@
           <w:b w:val="0"/>
           <w:sz w:val="22"/>
         </w:rPr>
-        <w:t>https://app2top.ru/2024/my-dostigli-otmetki-v-45-mln-aktivny-h-igrokov-v-mesyats-nikita-bokarev-iz-yandeks-igry-ob-itogah-2024-goda-227015.html</w:t>
+        <w:t>App2top. Итоги 2025 года Яндекс Игр (более 50 млн игроков в месяц): https://app2top.ru/2025-in-video-games/summarno-opublikovali-24-ty-syach-igr-a-snyali-29-ty-syach-nikita-bokarev-iz-yandeks-igry-ob-itogah-2025-goda-237710.html</w:t>
       </w:r>
     </w:p>
     <w:p>
@@ -1822,7 +1890,7 @@
           <w:b w:val="0"/>
           <w:sz w:val="22"/>
         </w:rPr>
-        <w:t>https://news.rambler.ru/games/52233040-za-2023-goda-auditoriya-yandeks-igr-vyrosla-na-45/</w:t>
+        <w:t>App2top. Итоги 2024 года Яндекс Игр (45 млн игроков в месяц): https://app2top.ru/2024/my-dostigli-otmetki-v-45-mln-aktivny-h-igrokov-v-mesyats-nikita-bokarev-iz-yandeks-igry-ob-itogah-2024-goda-227015.html</w:t>
       </w:r>
     </w:p>
     <w:p>
@@ -1832,7 +1900,7 @@
           <w:b w:val="0"/>
           <w:sz w:val="22"/>
         </w:rPr>
-        <w:t>https://www.yandex.ru/blog/gamesfordevelopers/kakie-brauzernye-igry-predpochitayut-zhiteli-rossii</w:t>
+        <w:t>Яндекс. Какие браузерные игры предпочитают жители России: https://www.yandex.ru/blog/gamesfordevelopers/kakie-brauzernye-igry-predpochitayut-zhiteli-rossii</w:t>
       </w:r>
     </w:p>
     <w:p>
@@ -1842,17 +1910,7 @@
           <w:b w:val="0"/>
           <w:sz w:val="22"/>
         </w:rPr>
-        <w:t>https://news.rambler.ru/games/49794834-v-yandeks-rasskazali-ob-uvlechenii-rossiyan-brauzernymi-igrami/</w:t>
-      </w:r>
-    </w:p>
-    <w:p>
-      <w:r>
-        <w:rPr>
-          <w:rFonts w:ascii="Times New Roman" w:hAnsi="Times New Roman"/>
-          <w:b w:val="0"/>
-          <w:sz w:val="22"/>
-        </w:rPr>
-        <w:t>https://yandex.ru/dev/games/doc/ru/ — документация платформы Яндекс Игры</w:t>
+        <w:t>Документация платформы Яндекс Игры: https://yandex.ru/dev/games/doc/ru/</w:t>
       </w:r>
     </w:p>
     <w:sectPr>
